--- a/Documents/Tales Of Sheepishburg Dialogue.docx
+++ b/Documents/Tales Of Sheepishburg Dialogue.docx
@@ -657,16 +657,11 @@
         <w:t xml:space="preserve">: “But how? </w:t>
       </w:r>
       <w:r>
-        <w:t xml:space="preserve">Lucy saw the thief running off last night, but she didn’t see where they went or what they looked </w:t>
-      </w:r>
-      <w:proofErr w:type="gramStart"/>
-      <w:r>
-        <w:t>like.</w:t>
+        <w:t>Lucy saw the thief running off last night, but she didn’t see where they went or what they looked like.</w:t>
       </w:r>
       <w:r>
         <w:t>”</w:t>
       </w:r>
-      <w:proofErr w:type="gramEnd"/>
     </w:p>
     <w:p>
       <w:pPr>
@@ -882,6 +877,9 @@
           <w:numId w:val="1"/>
         </w:numPr>
       </w:pPr>
+      <w:r>
+        <w:t>Player</w:t>
+      </w:r>
     </w:p>
     <w:sectPr>
       <w:pgSz w:w="12240" w:h="15840"/>
@@ -3191,20 +3189,20 @@
 </file>
 
 <file path=customXml/item1.xml><?xml version="1.0" encoding="utf-8"?>
+<p:properties xmlns:p="http://schemas.microsoft.com/office/2006/metadata/properties" xmlns:xsi="http://www.w3.org/2001/XMLSchema-instance" xmlns:pc="http://schemas.microsoft.com/office/infopath/2007/PartnerControls">
+  <documentManagement>
+    <_activity xmlns="66fbcdd2-3b94-456f-bae5-541ca03ce29d" xsi:nil="true"/>
+  </documentManagement>
+</p:properties>
+</file>
+
+<file path=customXml/item2.xml><?xml version="1.0" encoding="utf-8"?>
 <?mso-contentType ?>
 <FormTemplates xmlns="http://schemas.microsoft.com/sharepoint/v3/contenttype/forms">
   <Display>DocumentLibraryForm</Display>
   <Edit>DocumentLibraryForm</Edit>
   <New>DocumentLibraryForm</New>
 </FormTemplates>
-</file>
-
-<file path=customXml/item2.xml><?xml version="1.0" encoding="utf-8"?>
-<p:properties xmlns:p="http://schemas.microsoft.com/office/2006/metadata/properties" xmlns:xsi="http://www.w3.org/2001/XMLSchema-instance" xmlns:pc="http://schemas.microsoft.com/office/infopath/2007/PartnerControls">
-  <documentManagement>
-    <_activity xmlns="66fbcdd2-3b94-456f-bae5-541ca03ce29d" xsi:nil="true"/>
-  </documentManagement>
-</p:properties>
 </file>
 
 <file path=customXml/item3.xml><?xml version="1.0" encoding="utf-8"?>
@@ -3435,19 +3433,19 @@
 </file>
 
 <file path=customXml/itemProps1.xml><?xml version="1.0" encoding="utf-8"?>
-<ds:datastoreItem xmlns:ds="http://schemas.openxmlformats.org/officeDocument/2006/customXml" ds:itemID="{2EB917E3-AB23-4021-BC89-29FAF9B316F8}">
+<ds:datastoreItem xmlns:ds="http://schemas.openxmlformats.org/officeDocument/2006/customXml" ds:itemID="{F59CDF03-B20C-423D-A7E5-29685E3F2422}">
   <ds:schemaRefs>
-    <ds:schemaRef ds:uri="http://schemas.microsoft.com/sharepoint/v3/contenttype/forms"/>
+    <ds:schemaRef ds:uri="http://schemas.microsoft.com/office/2006/metadata/properties"/>
+    <ds:schemaRef ds:uri="http://schemas.microsoft.com/office/infopath/2007/PartnerControls"/>
+    <ds:schemaRef ds:uri="66fbcdd2-3b94-456f-bae5-541ca03ce29d"/>
   </ds:schemaRefs>
 </ds:datastoreItem>
 </file>
 
 <file path=customXml/itemProps2.xml><?xml version="1.0" encoding="utf-8"?>
-<ds:datastoreItem xmlns:ds="http://schemas.openxmlformats.org/officeDocument/2006/customXml" ds:itemID="{F59CDF03-B20C-423D-A7E5-29685E3F2422}">
+<ds:datastoreItem xmlns:ds="http://schemas.openxmlformats.org/officeDocument/2006/customXml" ds:itemID="{2EB917E3-AB23-4021-BC89-29FAF9B316F8}">
   <ds:schemaRefs>
-    <ds:schemaRef ds:uri="http://schemas.microsoft.com/office/2006/metadata/properties"/>
-    <ds:schemaRef ds:uri="http://schemas.microsoft.com/office/infopath/2007/PartnerControls"/>
-    <ds:schemaRef ds:uri="66fbcdd2-3b94-456f-bae5-541ca03ce29d"/>
+    <ds:schemaRef ds:uri="http://schemas.microsoft.com/sharepoint/v3/contenttype/forms"/>
   </ds:schemaRefs>
 </ds:datastoreItem>
 </file>
